--- a/Unit 7 - User Interface/4-Add a basic button functionality.docx
+++ b/Unit 7 - User Interface/4-Add a basic button functionality.docx
@@ -1,6 +1,6 @@
 
 <file path=word/document.xml><?xml version="1.0" encoding="utf-8"?>
-<w:document xmlns:wpc="http://schemas.microsoft.com/office/word/2010/wordprocessingCanvas" xmlns:cx="http://schemas.microsoft.com/office/drawing/2014/chartex" xmlns:cx1="http://schemas.microsoft.com/office/drawing/2015/9/8/chartex" xmlns:cx2="http://schemas.microsoft.com/office/drawing/2015/10/21/chartex" xmlns:cx3="http://schemas.microsoft.com/office/drawing/2016/5/9/chartex" xmlns:cx4="http://schemas.microsoft.com/office/drawing/2016/5/10/chartex" xmlns:cx5="http://schemas.microsoft.com/office/drawing/2016/5/11/chartex" xmlns:cx6="http://schemas.microsoft.com/office/drawing/2016/5/12/chartex" xmlns:cx7="http://schemas.microsoft.com/office/drawing/2016/5/13/chartex" xmlns:cx8="http://schemas.microsoft.com/office/drawing/2016/5/14/chartex" xmlns:mc="http://schemas.openxmlformats.org/markup-compatibility/2006" xmlns:aink="http://schemas.microsoft.com/office/drawing/2016/ink" xmlns:am3d="http://schemas.microsoft.com/office/drawing/2017/model3d" xmlns:o="urn:schemas-microsoft-com:office:office" xmlns:oel="http://schemas.microsoft.com/office/2019/extlst" xmlns:r="http://schemas.openxmlformats.org/officeDocument/2006/relationships" xmlns:m="http://schemas.openxmlformats.org/officeDocument/2006/math" xmlns:v="urn:schemas-microsoft-com:vml" xmlns:wp14="http://schemas.microsoft.com/office/word/2010/wordprocessingDrawing" xmlns:wp="http://schemas.openxmlformats.org/drawingml/2006/wordprocessingDrawing" xmlns:w10="urn:schemas-microsoft-com:office:word" xmlns:w="http://schemas.openxmlformats.org/wordprocessingml/2006/main" xmlns:w14="http://schemas.microsoft.com/office/word/2010/wordml" xmlns:w15="http://schemas.microsoft.com/office/word/2012/wordml" xmlns:w16cex="http://schemas.microsoft.com/office/word/2018/wordml/cex" xmlns:w16cid="http://schemas.microsoft.com/office/word/2016/wordml/cid" xmlns:w16="http://schemas.microsoft.com/office/word/2018/wordml" xmlns:w16du="http://schemas.microsoft.com/office/word/2023/wordml/word16du" xmlns:w16sdtdh="http://schemas.microsoft.com/office/word/2020/wordml/sdtdatahash" xmlns:w16sdtfl="http://schemas.microsoft.com/office/word/2024/wordml/sdtformatlock" xmlns:w16se="http://schemas.microsoft.com/office/word/2015/wordml/symex" xmlns:wpg="http://schemas.microsoft.com/office/word/2010/wordprocessingGroup" xmlns:wpi="http://schemas.microsoft.com/office/word/2010/wordprocessingInk" xmlns:wne="http://schemas.microsoft.com/office/word/2006/wordml" xmlns:wps="http://schemas.microsoft.com/office/word/2010/wordprocessingShape" mc:Ignorable="w14 w15 w16se w16cid w16 w16cex w16sdtdh w16sdtfl w16du wp14">
+<w:document xmlns:wpc="http://schemas.microsoft.com/office/word/2010/wordprocessingCanvas" xmlns:cx="http://schemas.microsoft.com/office/drawing/2014/chartex" xmlns:cx1="http://schemas.microsoft.com/office/drawing/2015/9/8/chartex" xmlns:cx2="http://schemas.microsoft.com/office/drawing/2015/10/21/chartex" xmlns:cx3="http://schemas.microsoft.com/office/drawing/2016/5/9/chartex" xmlns:cx4="http://schemas.microsoft.com/office/drawing/2016/5/10/chartex" xmlns:cx5="http://schemas.microsoft.com/office/drawing/2016/5/11/chartex" xmlns:cx6="http://schemas.microsoft.com/office/drawing/2016/5/12/chartex" xmlns:cx7="http://schemas.microsoft.com/office/drawing/2016/5/13/chartex" xmlns:cx8="http://schemas.microsoft.com/office/drawing/2016/5/14/chartex" xmlns:mc="http://schemas.openxmlformats.org/markup-compatibility/2006" xmlns:m="http://schemas.openxmlformats.org/officeDocument/2006/math" xmlns:aink="http://schemas.microsoft.com/office/drawing/2016/ink" xmlns:am3d="http://schemas.microsoft.com/office/drawing/2017/model3d" xmlns:oel="http://schemas.microsoft.com/office/2019/extlst" xmlns:r="http://schemas.openxmlformats.org/officeDocument/2006/relationships" xmlns:wp14="http://schemas.microsoft.com/office/word/2010/wordprocessingDrawing" xmlns:wp="http://schemas.openxmlformats.org/drawingml/2006/wordprocessingDrawing" xmlns:wpg="http://schemas.microsoft.com/office/word/2010/wordprocessingGroup" xmlns:wpi="http://schemas.microsoft.com/office/word/2010/wordprocessingInk" xmlns:wps="http://schemas.microsoft.com/office/word/2010/wordprocessingShape" xmlns:o="urn:schemas-microsoft-com:office:office" xmlns:v="urn:schemas-microsoft-com:vml" xmlns:w10="urn:schemas-microsoft-com:office:word" xmlns:w="http://schemas.openxmlformats.org/wordprocessingml/2006/main" xmlns:w14="http://schemas.microsoft.com/office/word/2010/wordml" xmlns:w15="http://schemas.microsoft.com/office/word/2012/wordml" xmlns:w16cex="http://schemas.microsoft.com/office/word/2018/wordml/cex" xmlns:w16cid="http://schemas.microsoft.com/office/word/2016/wordml/cid" xmlns:w16="http://schemas.microsoft.com/office/word/2018/wordml" xmlns:w16sdtdh="http://schemas.microsoft.com/office/word/2020/wordml/sdtdatahash" xmlns:w16sdtfl="http://schemas.microsoft.com/office/word/2024/wordml/sdtformatlock" xmlns:w16se="http://schemas.microsoft.com/office/word/2015/wordml/symex" xmlns:w16du="http://schemas.microsoft.com/office/word/2023/wordml/word16du" xmlns:wne="http://schemas.microsoft.com/office/word/2006/wordml" mc:Ignorable="w14 w15 w16se w16cid w16 w16cex w16sdtdh w16sdtfl w16du wp14">
   <w:body>
     <w:p>
       <w:pPr>
@@ -19,16 +19,13 @@
     </w:p>
     <w:p>
       <w:r>
-        <w:rPr>
-          <w:b/>
-          <w:bCs/>
-        </w:rPr>
-        <w:t>Q&amp;A (0)</w:t>
-      </w:r>
-    </w:p>
-    <w:p>
-      <w:r>
-        <w:t>As you learned in a previous tutorial, a user interface is something that allows a user to interact (interface) with a computer or computer application. In many cases, those interactions involve clicking buttons, toggling checkboxes, or dragging sliders.</w:t>
+        <w:t xml:space="preserve">As you learned in a previous </w:t>
+      </w:r>
+      <w:r>
+        <w:t>lab</w:t>
+      </w:r>
+      <w:r>
+        <w:t>, a user interface is something that allows a user to interact (interface) with a computer or computer application. In many cases, those interactions involve clicking buttons, toggling checkboxes, or dragging sliders.</w:t>
       </w:r>
       <w:r>
         <w:br/>
@@ -42,12 +39,13 @@
       </w:r>
       <w:r>
         <w:br/>
-        <w:t>In this tutorial, you will add the first bit of interactivity to your project, allowing the user to get to the settings menu and then back to the title screen.</w:t>
-      </w:r>
-    </w:p>
-    <w:p>
-      <w:r>
-        <w:t>Mark step complete</w:t>
+        <w:t xml:space="preserve">In this </w:t>
+      </w:r>
+      <w:r>
+        <w:t>lab</w:t>
+      </w:r>
+      <w:r>
+        <w:t>, you will add the first bit of interactivity to your project, allowing the user to get to the settings menu and then back to the title screen.</w:t>
       </w:r>
     </w:p>
     <w:p>
@@ -63,15 +61,6 @@
           <w:bCs/>
         </w:rPr>
         <w:t>2. Analyze some familiar UIs</w:t>
-      </w:r>
-    </w:p>
-    <w:p>
-      <w:r>
-        <w:rPr>
-          <w:b/>
-          <w:bCs/>
-        </w:rPr>
-        <w:t>Q&amp;A (0)</w:t>
       </w:r>
     </w:p>
     <w:p>
@@ -155,6 +144,9 @@
     </w:p>
     <w:p>
       <w:r>
+        <w:rPr>
+          <w:noProof/>
+        </w:rPr>
         <w:drawing>
           <wp:inline distT="0" distB="0" distL="0" distR="0" wp14:anchorId="3B3EBE37" wp14:editId="5CB76922">
             <wp:extent cx="4391025" cy="733425"/>
@@ -212,6 +204,9 @@
     </w:p>
     <w:p>
       <w:r>
+        <w:rPr>
+          <w:noProof/>
+        </w:rPr>
         <w:lastRenderedPageBreak/>
         <w:drawing>
           <wp:inline distT="0" distB="0" distL="0" distR="0" wp14:anchorId="71141E44" wp14:editId="3BB515DE">
@@ -278,6 +273,9 @@
     </w:p>
     <w:p>
       <w:r>
+        <w:rPr>
+          <w:noProof/>
+        </w:rPr>
         <w:drawing>
           <wp:inline distT="0" distB="0" distL="0" distR="0" wp14:anchorId="2BDA1230" wp14:editId="5AC2363D">
             <wp:extent cx="4371975" cy="695325"/>
@@ -330,6 +328,9 @@
     </w:p>
     <w:p>
       <w:r>
+        <w:rPr>
+          <w:noProof/>
+        </w:rPr>
         <w:drawing>
           <wp:inline distT="0" distB="0" distL="0" distR="0" wp14:anchorId="67F87C19" wp14:editId="34112A30">
             <wp:extent cx="5076825" cy="1647825"/>
@@ -386,11 +387,6 @@
       </w:r>
     </w:p>
     <w:p>
-      <w:r>
-        <w:t>Mark step complete</w:t>
-      </w:r>
-    </w:p>
-    <w:p>
       <w:pPr>
         <w:rPr>
           <w:b/>
@@ -407,15 +403,6 @@
     </w:p>
     <w:p>
       <w:r>
-        <w:rPr>
-          <w:b/>
-          <w:bCs/>
-        </w:rPr>
-        <w:t>Q&amp;A (0)</w:t>
-      </w:r>
-    </w:p>
-    <w:p>
-      <w:r>
         <w:t>Unity allows you to control the color feedback provided by your buttons to better communicate with the user.</w:t>
       </w:r>
     </w:p>
@@ -481,7 +468,9 @@
     </w:p>
     <w:p>
       <w:r>
-        <w:lastRenderedPageBreak/>
+        <w:rPr>
+          <w:noProof/>
+        </w:rPr>
         <w:drawing>
           <wp:inline distT="0" distB="0" distL="0" distR="0" wp14:anchorId="42BDC1EB" wp14:editId="33E509BD">
             <wp:extent cx="5943600" cy="1551940"/>
@@ -534,6 +523,7 @@
     </w:p>
     <w:p>
       <w:r>
+        <w:lastRenderedPageBreak/>
         <w:t>We will use </w:t>
       </w:r>
       <w:r>
@@ -582,6 +572,9 @@
     </w:p>
     <w:p>
       <w:r>
+        <w:rPr>
+          <w:noProof/>
+        </w:rPr>
         <w:drawing>
           <wp:inline distT="0" distB="0" distL="0" distR="0" wp14:anchorId="04C5315C" wp14:editId="3921BDA6">
             <wp:extent cx="5943600" cy="1939290"/>
@@ -820,48 +813,38 @@
         <w:t>Edit the Highlight Color, Pressed Color, and Color Multiplier properties for the settings and exit button in your application. The pressed tint should probably be more noticeable than the highlight tint.</w:t>
       </w:r>
     </w:p>
-    <w:p>
-      <w:r>
+    <w:p/>
+    <w:p>
+      <w:pPr>
+        <w:rPr>
+          <w:b/>
+          <w:bCs/>
+        </w:rPr>
+      </w:pPr>
+      <w:r>
+        <w:rPr>
+          <w:b/>
+          <w:bCs/>
+        </w:rPr>
+        <w:t>4. Add an action to the On Click event</w:t>
+      </w:r>
+    </w:p>
+    <w:p>
+      <w:r>
+        <w:t>With the button now looking the way you want, let’s make it functional. The users need a way to navigate between the main title screen and the settings menu.</w:t>
+      </w:r>
+    </w:p>
+    <w:p>
+      <w:r>
+        <w:t>When the user clicks the settings button, the settings menu should appear.</w:t>
+      </w:r>
+    </w:p>
+    <w:p>
+      <w:r>
+        <w:rPr>
+          <w:noProof/>
+        </w:rPr>
         <w:lastRenderedPageBreak/>
-        <w:t>Mark step complete</w:t>
-      </w:r>
-    </w:p>
-    <w:p>
-      <w:pPr>
-        <w:rPr>
-          <w:b/>
-          <w:bCs/>
-        </w:rPr>
-      </w:pPr>
-      <w:r>
-        <w:rPr>
-          <w:b/>
-          <w:bCs/>
-        </w:rPr>
-        <w:t>4. Add an action to the On Click event</w:t>
-      </w:r>
-    </w:p>
-    <w:p>
-      <w:r>
-        <w:rPr>
-          <w:b/>
-          <w:bCs/>
-        </w:rPr>
-        <w:t>Q&amp;A (0)</w:t>
-      </w:r>
-    </w:p>
-    <w:p>
-      <w:r>
-        <w:t>With the button now looking the way you want, let’s make it functional. The users need a way to navigate between the main title screen and the settings menu.</w:t>
-      </w:r>
-    </w:p>
-    <w:p>
-      <w:r>
-        <w:t>When the user clicks the settings button, the settings menu should appear.</w:t>
-      </w:r>
-    </w:p>
-    <w:p>
-      <w:r>
         <w:drawing>
           <wp:inline distT="0" distB="0" distL="0" distR="0" wp14:anchorId="1C0359DC" wp14:editId="537E8195">
             <wp:extent cx="2828925" cy="1600200"/>
@@ -919,6 +902,9 @@
     </w:p>
     <w:p>
       <w:r>
+        <w:rPr>
+          <w:noProof/>
+        </w:rPr>
         <w:drawing>
           <wp:inline distT="0" distB="0" distL="0" distR="0" wp14:anchorId="479B12AE" wp14:editId="3C22DD16">
             <wp:extent cx="2828925" cy="1600200"/>
@@ -1049,6 +1035,9 @@
     </w:p>
     <w:p>
       <w:r>
+        <w:rPr>
+          <w:noProof/>
+        </w:rPr>
         <w:drawing>
           <wp:inline distT="0" distB="0" distL="0" distR="0" wp14:anchorId="23287B2C" wp14:editId="3969566E">
             <wp:extent cx="1657350" cy="762000"/>
@@ -1106,7 +1095,9 @@
     </w:p>
     <w:p>
       <w:r>
-        <w:lastRenderedPageBreak/>
+        <w:rPr>
+          <w:noProof/>
+        </w:rPr>
         <w:drawing>
           <wp:inline distT="0" distB="0" distL="0" distR="0" wp14:anchorId="630A1848" wp14:editId="09D1D388">
             <wp:extent cx="2828925" cy="1600200"/>
@@ -1201,6 +1192,10 @@
     </w:p>
     <w:p>
       <w:r>
+        <w:rPr>
+          <w:noProof/>
+        </w:rPr>
+        <w:lastRenderedPageBreak/>
         <w:drawing>
           <wp:inline distT="0" distB="0" distL="0" distR="0" wp14:anchorId="15525F12" wp14:editId="72999C7C">
             <wp:extent cx="5067300" cy="2962275"/>
@@ -1332,6 +1327,9 @@
     </w:p>
     <w:p>
       <w:r>
+        <w:rPr>
+          <w:noProof/>
+        </w:rPr>
         <w:drawing>
           <wp:inline distT="0" distB="0" distL="0" distR="0" wp14:anchorId="1415F202" wp14:editId="3C6CF3F5">
             <wp:extent cx="4267200" cy="828675"/>
@@ -1387,11 +1385,7 @@
         <w:t>By default, the action you add is empty. It won’t do anything yet. We’ll make it do something next.</w:t>
       </w:r>
     </w:p>
-    <w:p>
-      <w:r>
-        <w:t>Mark step complete</w:t>
-      </w:r>
-    </w:p>
+    <w:p/>
     <w:p>
       <w:pPr>
         <w:rPr>
@@ -1409,16 +1403,6 @@
     </w:p>
     <w:p>
       <w:r>
-        <w:rPr>
-          <w:b/>
-          <w:bCs/>
-        </w:rPr>
-        <w:lastRenderedPageBreak/>
-        <w:t>Q&amp;A (0)</w:t>
-      </w:r>
-    </w:p>
-    <w:p>
-      <w:r>
         <w:t xml:space="preserve">Selecting a function for a </w:t>
       </w:r>
       <w:proofErr w:type="spellStart"/>
@@ -1429,10 +1413,12 @@
       <w:r>
         <w:t xml:space="preserve"> is a </w:t>
       </w:r>
+      <w:proofErr w:type="spellStart"/>
       <w:proofErr w:type="gramStart"/>
       <w:r>
         <w:t>two step</w:t>
       </w:r>
+      <w:proofErr w:type="spellEnd"/>
       <w:proofErr w:type="gramEnd"/>
       <w:r>
         <w:t xml:space="preserve"> process:</w:t>
@@ -1507,6 +1493,10 @@
     </w:p>
     <w:p>
       <w:r>
+        <w:rPr>
+          <w:noProof/>
+        </w:rPr>
+        <w:lastRenderedPageBreak/>
         <w:drawing>
           <wp:inline distT="0" distB="0" distL="0" distR="0" wp14:anchorId="28F2009C" wp14:editId="0C06E4B9">
             <wp:extent cx="4600575" cy="2466975"/>
@@ -1639,6 +1629,9 @@
     </w:p>
     <w:p>
       <w:r>
+        <w:rPr>
+          <w:noProof/>
+        </w:rPr>
         <w:drawing>
           <wp:inline distT="0" distB="0" distL="0" distR="0" wp14:anchorId="670E17E4" wp14:editId="39ADC0C8">
             <wp:extent cx="5838825" cy="2219325"/>
@@ -1691,7 +1684,6 @@
     </w:p>
     <w:p>
       <w:r>
-        <w:lastRenderedPageBreak/>
         <w:t>By selecting </w:t>
       </w:r>
       <w:proofErr w:type="spellStart"/>
@@ -1799,6 +1791,9 @@
     </w:p>
     <w:p>
       <w:r>
+        <w:rPr>
+          <w:noProof/>
+        </w:rPr>
         <w:drawing>
           <wp:inline distT="0" distB="0" distL="0" distR="0" wp14:anchorId="22B78103" wp14:editId="50BF373F">
             <wp:extent cx="4362450" cy="866775"/>
@@ -1851,6 +1846,7 @@
     </w:p>
     <w:p>
       <w:r>
+        <w:lastRenderedPageBreak/>
         <w:t>The checkbox appears because the </w:t>
       </w:r>
       <w:proofErr w:type="spellStart"/>
@@ -1937,6 +1933,9 @@
     </w:p>
     <w:p>
       <w:r>
+        <w:rPr>
+          <w:noProof/>
+        </w:rPr>
         <w:drawing>
           <wp:inline distT="0" distB="0" distL="0" distR="0" wp14:anchorId="74DD1B3D" wp14:editId="50B9E685">
             <wp:extent cx="5286375" cy="1047750"/>
@@ -2000,16 +1999,7 @@
         <w:t xml:space="preserve"> top of your title. Don’t worry – we’ll fix that next.</w:t>
       </w:r>
     </w:p>
-    <w:p>
-      <w:r>
-        <w:t>Play Video</w:t>
-      </w:r>
-    </w:p>
-    <w:p>
-      <w:r>
-        <w:t>Mark step complete</w:t>
-      </w:r>
-    </w:p>
+    <w:p/>
     <w:p>
       <w:pPr>
         <w:rPr>
@@ -2027,15 +2017,6 @@
     </w:p>
     <w:p>
       <w:r>
-        <w:rPr>
-          <w:b/>
-          <w:bCs/>
-        </w:rPr>
-        <w:t>Q&amp;A (0)</w:t>
-      </w:r>
-    </w:p>
-    <w:p>
-      <w:r>
         <w:t>When you select the settings button, the settings menu should appear. But the title and settings button should also disappear.</w:t>
       </w:r>
     </w:p>
@@ -2117,7 +2098,6 @@
           <w:b/>
           <w:bCs/>
         </w:rPr>
-        <w:lastRenderedPageBreak/>
         <w:t>3. </w:t>
       </w:r>
       <w:r>
@@ -2172,6 +2152,9 @@
     </w:p>
     <w:p>
       <w:r>
+        <w:rPr>
+          <w:noProof/>
+        </w:rPr>
         <w:drawing>
           <wp:inline distT="0" distB="0" distL="0" distR="0" wp14:anchorId="616AFA7B" wp14:editId="6782F068">
             <wp:extent cx="5200650" cy="1962150"/>
@@ -2224,21 +2207,12 @@
     </w:p>
     <w:p>
       <w:r>
+        <w:lastRenderedPageBreak/>
         <w:br/>
         <w:t>Now when you select the settings button, the menu should appear and the other elements should disappear.</w:t>
       </w:r>
     </w:p>
     <w:p>
-      <w:r>
-        <w:t>Play Video</w:t>
-      </w:r>
-    </w:p>
-    <w:p>
-      <w:r>
-        <w:t>Mark step complete</w:t>
-      </w:r>
-    </w:p>
-    <w:p>
       <w:pPr>
         <w:rPr>
           <w:b/>
@@ -2251,15 +2225,6 @@
           <w:bCs/>
         </w:rPr>
         <w:t>7. Navigate back to the title screen</w:t>
-      </w:r>
-    </w:p>
-    <w:p>
-      <w:r>
-        <w:rPr>
-          <w:b/>
-          <w:bCs/>
-        </w:rPr>
-        <w:t>Q&amp;A (0)</w:t>
       </w:r>
     </w:p>
     <w:p>
@@ -2452,7 +2417,9 @@
     </w:p>
     <w:p>
       <w:r>
-        <w:lastRenderedPageBreak/>
+        <w:rPr>
+          <w:noProof/>
+        </w:rPr>
         <w:drawing>
           <wp:inline distT="0" distB="0" distL="0" distR="0" wp14:anchorId="60181C52" wp14:editId="56847B55">
             <wp:extent cx="5295900" cy="2095500"/>
@@ -2509,16 +2476,6 @@
       </w:r>
     </w:p>
     <w:p>
-      <w:r>
-        <w:t>Play Video</w:t>
-      </w:r>
-    </w:p>
-    <w:p>
-      <w:r>
-        <w:t>Mark step complete</w:t>
-      </w:r>
-    </w:p>
-    <w:p>
       <w:pPr>
         <w:rPr>
           <w:b/>
@@ -2535,45 +2492,40 @@
     </w:p>
     <w:p>
       <w:r>
-        <w:rPr>
-          <w:b/>
-          <w:bCs/>
-        </w:rPr>
-        <w:t>Q&amp;A (0)</w:t>
-      </w:r>
-    </w:p>
-    <w:p>
-      <w:r>
-        <w:t xml:space="preserve">In this tutorial, you implemented basic button functionality </w:t>
+        <w:t xml:space="preserve">In this </w:t>
+      </w:r>
+      <w:r>
+        <w:t>lab</w:t>
+      </w:r>
+      <w:r>
+        <w:t xml:space="preserve">, you implemented basic button functionality in order to make </w:t>
+      </w:r>
+      <w:proofErr w:type="spellStart"/>
+      <w:r>
+        <w:t>GameObjects</w:t>
+      </w:r>
+      <w:proofErr w:type="spellEnd"/>
+      <w:r>
+        <w:t xml:space="preserve"> appear and disappear. You used this functionality to allow the user to navigate to and from the empty settings menu. The only thing left to do now is </w:t>
       </w:r>
       <w:proofErr w:type="gramStart"/>
       <w:r>
-        <w:t>in order to</w:t>
+        <w:t>actually add</w:t>
       </w:r>
       <w:proofErr w:type="gramEnd"/>
       <w:r>
-        <w:t xml:space="preserve"> make </w:t>
-      </w:r>
-      <w:proofErr w:type="spellStart"/>
-      <w:r>
-        <w:t>GameObjects</w:t>
-      </w:r>
-      <w:proofErr w:type="spellEnd"/>
-      <w:r>
-        <w:t xml:space="preserve"> appear and disappear. You used this functionality to allow the user to navigate to and from the empty settings menu. The only thing left to do now is </w:t>
-      </w:r>
-      <w:proofErr w:type="gramStart"/>
-      <w:r>
-        <w:t>actually add</w:t>
-      </w:r>
-      <w:proofErr w:type="gramEnd"/>
-      <w:r>
         <w:t xml:space="preserve"> some settings to that settings menu!</w:t>
       </w:r>
     </w:p>
     <w:p>
       <w:r>
-        <w:t>In the next tutorial, you will use more complex UI elements like the toggle and slider to add some settings to your settings menu.</w:t>
+        <w:t xml:space="preserve">In the next </w:t>
+      </w:r>
+      <w:r>
+        <w:t>lab</w:t>
+      </w:r>
+      <w:r>
+        <w:t>, you will use more complex UI elements like the toggle and slider to add some settings to your settings menu.</w:t>
       </w:r>
     </w:p>
     <w:p/>
@@ -2588,7 +2540,7 @@
 </file>
 
 <file path=word/numbering.xml><?xml version="1.0" encoding="utf-8"?>
-<w:numbering xmlns:wpc="http://schemas.microsoft.com/office/word/2010/wordprocessingCanvas" xmlns:cx="http://schemas.microsoft.com/office/drawing/2014/chartex" xmlns:cx1="http://schemas.microsoft.com/office/drawing/2015/9/8/chartex" xmlns:cx2="http://schemas.microsoft.com/office/drawing/2015/10/21/chartex" xmlns:cx3="http://schemas.microsoft.com/office/drawing/2016/5/9/chartex" xmlns:cx4="http://schemas.microsoft.com/office/drawing/2016/5/10/chartex" xmlns:cx5="http://schemas.microsoft.com/office/drawing/2016/5/11/chartex" xmlns:cx6="http://schemas.microsoft.com/office/drawing/2016/5/12/chartex" xmlns:cx7="http://schemas.microsoft.com/office/drawing/2016/5/13/chartex" xmlns:cx8="http://schemas.microsoft.com/office/drawing/2016/5/14/chartex" xmlns:mc="http://schemas.openxmlformats.org/markup-compatibility/2006" xmlns:aink="http://schemas.microsoft.com/office/drawing/2016/ink" xmlns:am3d="http://schemas.microsoft.com/office/drawing/2017/model3d" xmlns:o="urn:schemas-microsoft-com:office:office" xmlns:oel="http://schemas.microsoft.com/office/2019/extlst" xmlns:r="http://schemas.openxmlformats.org/officeDocument/2006/relationships" xmlns:m="http://schemas.openxmlformats.org/officeDocument/2006/math" xmlns:v="urn:schemas-microsoft-com:vml" xmlns:wp14="http://schemas.microsoft.com/office/word/2010/wordprocessingDrawing" xmlns:wp="http://schemas.openxmlformats.org/drawingml/2006/wordprocessingDrawing" xmlns:w10="urn:schemas-microsoft-com:office:word" xmlns:w="http://schemas.openxmlformats.org/wordprocessingml/2006/main" xmlns:w14="http://schemas.microsoft.com/office/word/2010/wordml" xmlns:w15="http://schemas.microsoft.com/office/word/2012/wordml" xmlns:w16cex="http://schemas.microsoft.com/office/word/2018/wordml/cex" xmlns:w16cid="http://schemas.microsoft.com/office/word/2016/wordml/cid" xmlns:w16="http://schemas.microsoft.com/office/word/2018/wordml" xmlns:w16du="http://schemas.microsoft.com/office/word/2023/wordml/word16du" xmlns:w16sdtdh="http://schemas.microsoft.com/office/word/2020/wordml/sdtdatahash" xmlns:w16sdtfl="http://schemas.microsoft.com/office/word/2024/wordml/sdtformatlock" xmlns:w16se="http://schemas.microsoft.com/office/word/2015/wordml/symex" xmlns:wpg="http://schemas.microsoft.com/office/word/2010/wordprocessingGroup" xmlns:wpi="http://schemas.microsoft.com/office/word/2010/wordprocessingInk" xmlns:wne="http://schemas.microsoft.com/office/word/2006/wordml" xmlns:wps="http://schemas.microsoft.com/office/word/2010/wordprocessingShape" mc:Ignorable="w14 w15 w16se w16cid w16 w16cex w16sdtdh w16sdtfl w16du wp14">
+<w:numbering xmlns:wpc="http://schemas.microsoft.com/office/word/2010/wordprocessingCanvas" xmlns:cx="http://schemas.microsoft.com/office/drawing/2014/chartex" xmlns:cx1="http://schemas.microsoft.com/office/drawing/2015/9/8/chartex" xmlns:cx2="http://schemas.microsoft.com/office/drawing/2015/10/21/chartex" xmlns:cx3="http://schemas.microsoft.com/office/drawing/2016/5/9/chartex" xmlns:cx4="http://schemas.microsoft.com/office/drawing/2016/5/10/chartex" xmlns:cx5="http://schemas.microsoft.com/office/drawing/2016/5/11/chartex" xmlns:cx6="http://schemas.microsoft.com/office/drawing/2016/5/12/chartex" xmlns:cx7="http://schemas.microsoft.com/office/drawing/2016/5/13/chartex" xmlns:cx8="http://schemas.microsoft.com/office/drawing/2016/5/14/chartex" xmlns:mc="http://schemas.openxmlformats.org/markup-compatibility/2006" xmlns:m="http://schemas.openxmlformats.org/officeDocument/2006/math" xmlns:aink="http://schemas.microsoft.com/office/drawing/2016/ink" xmlns:am3d="http://schemas.microsoft.com/office/drawing/2017/model3d" xmlns:oel="http://schemas.microsoft.com/office/2019/extlst" xmlns:r="http://schemas.openxmlformats.org/officeDocument/2006/relationships" xmlns:wp14="http://schemas.microsoft.com/office/word/2010/wordprocessingDrawing" xmlns:wp="http://schemas.openxmlformats.org/drawingml/2006/wordprocessingDrawing" xmlns:wpg="http://schemas.microsoft.com/office/word/2010/wordprocessingGroup" xmlns:wpi="http://schemas.microsoft.com/office/word/2010/wordprocessingInk" xmlns:wps="http://schemas.microsoft.com/office/word/2010/wordprocessingShape" xmlns:o="urn:schemas-microsoft-com:office:office" xmlns:v="urn:schemas-microsoft-com:vml" xmlns:w10="urn:schemas-microsoft-com:office:word" xmlns:w="http://schemas.openxmlformats.org/wordprocessingml/2006/main" xmlns:w14="http://schemas.microsoft.com/office/word/2010/wordml" xmlns:w15="http://schemas.microsoft.com/office/word/2012/wordml" xmlns:w16cex="http://schemas.microsoft.com/office/word/2018/wordml/cex" xmlns:w16cid="http://schemas.microsoft.com/office/word/2016/wordml/cid" xmlns:w16="http://schemas.microsoft.com/office/word/2018/wordml" xmlns:w16sdtdh="http://schemas.microsoft.com/office/word/2020/wordml/sdtdatahash" xmlns:w16sdtfl="http://schemas.microsoft.com/office/word/2024/wordml/sdtformatlock" xmlns:w16se="http://schemas.microsoft.com/office/word/2015/wordml/symex" xmlns:w16du="http://schemas.microsoft.com/office/word/2023/wordml/word16du" xmlns:wne="http://schemas.microsoft.com/office/word/2006/wordml" mc:Ignorable="w14 w15 w16se w16cid w16 w16cex w16sdtdh w16sdtfl w16du wp14">
   <w:abstractNum w:abstractNumId="0" w15:restartNumberingAfterBreak="0">
     <w:nsid w:val="2E5A6943"/>
     <w:multiLevelType w:val="multilevel"/>
@@ -3013,7 +2965,7 @@
 </file>
 
 <file path=word/styles.xml><?xml version="1.0" encoding="utf-8"?>
-<w:styles xmlns:mc="http://schemas.openxmlformats.org/markup-compatibility/2006" xmlns:r="http://schemas.openxmlformats.org/officeDocument/2006/relationships" xmlns:w="http://schemas.openxmlformats.org/wordprocessingml/2006/main" xmlns:w14="http://schemas.microsoft.com/office/word/2010/wordml" xmlns:w15="http://schemas.microsoft.com/office/word/2012/wordml" xmlns:w16cex="http://schemas.microsoft.com/office/word/2018/wordml/cex" xmlns:w16cid="http://schemas.microsoft.com/office/word/2016/wordml/cid" xmlns:w16="http://schemas.microsoft.com/office/word/2018/wordml" xmlns:w16du="http://schemas.microsoft.com/office/word/2023/wordml/word16du" xmlns:w16sdtdh="http://schemas.microsoft.com/office/word/2020/wordml/sdtdatahash" xmlns:w16sdtfl="http://schemas.microsoft.com/office/word/2024/wordml/sdtformatlock" xmlns:w16se="http://schemas.microsoft.com/office/word/2015/wordml/symex" mc:Ignorable="w14 w15 w16se w16cid w16 w16cex w16sdtdh w16sdtfl w16du">
+<w:styles xmlns:mc="http://schemas.openxmlformats.org/markup-compatibility/2006" xmlns:r="http://schemas.openxmlformats.org/officeDocument/2006/relationships" xmlns:w="http://schemas.openxmlformats.org/wordprocessingml/2006/main" xmlns:w14="http://schemas.microsoft.com/office/word/2010/wordml" xmlns:w15="http://schemas.microsoft.com/office/word/2012/wordml" xmlns:w16cex="http://schemas.microsoft.com/office/word/2018/wordml/cex" xmlns:w16cid="http://schemas.microsoft.com/office/word/2016/wordml/cid" xmlns:w16="http://schemas.microsoft.com/office/word/2018/wordml" xmlns:w16sdtdh="http://schemas.microsoft.com/office/word/2020/wordml/sdtdatahash" xmlns:w16sdtfl="http://schemas.microsoft.com/office/word/2024/wordml/sdtformatlock" xmlns:w16se="http://schemas.microsoft.com/office/word/2015/wordml/symex" xmlns:w16du="http://schemas.microsoft.com/office/word/2023/wordml/word16du" mc:Ignorable="w14 w15 w16se w16cid w16 w16cex w16sdtdh w16sdtfl w16du">
   <w:docDefaults>
     <w:rPrDefault>
       <w:rPr>
@@ -3615,6 +3567,7 @@
   <w:style w:type="character" w:default="1" w:styleId="DefaultParagraphFont">
     <w:name w:val="Default Paragraph Font"/>
     <w:uiPriority w:val="1"/>
+    <w:semiHidden/>
     <w:unhideWhenUsed/>
   </w:style>
   <w:style w:type="table" w:default="1" w:styleId="TableNormal">
